--- a/Dorogan_Vadim_Teza_de_Licență (final).docx
+++ b/Dorogan_Vadim_Teza_de_Licență (final).docx
@@ -20122,6 +20122,330 @@
           </w:p>
         </w:tc>
       </w:tr>
+    </w:tbl>
+    <w:p>
+      <w:r>
+        <w:br w:type="page"/>
+      </w:r>
+    </w:p>
+    <w:tbl>
+      <w:tblPr>
+        <w:tblStyle w:val="TableGrid"/>
+        <w:tblW w:w="9493" w:type="dxa"/>
+        <w:tblLook w:val="04A0" w:firstRow="1" w:lastRow="0" w:firstColumn="1" w:lastColumn="0" w:noHBand="0" w:noVBand="1"/>
+      </w:tblPr>
+      <w:tblGrid>
+        <w:gridCol w:w="1980"/>
+        <w:gridCol w:w="2551"/>
+        <w:gridCol w:w="2410"/>
+        <w:gridCol w:w="2552"/>
+      </w:tblGrid>
+      <w:tr>
+        <w:tc>
+          <w:tcPr>
+            <w:tcW w:w="1980" w:type="dxa"/>
+          </w:tcPr>
+          <w:p>
+            <w:pPr>
+              <w:spacing w:line="360" w:lineRule="auto"/>
+              <w:rPr>
+                <w:rFonts w:ascii="Times New Roman" w:hAnsi="Times New Roman" w:cs="Times New Roman"/>
+                <w:sz w:val="24"/>
+                <w:szCs w:val="24"/>
+                <w:lang w:val="ro-RO"/>
+              </w:rPr>
+            </w:pPr>
+            <w:r>
+              <w:rPr>
+                <w:rFonts w:ascii="Times New Roman" w:hAnsi="Times New Roman" w:cs="Times New Roman"/>
+                <w:b/>
+                <w:bCs/>
+                <w:sz w:val="20"/>
+                <w:szCs w:val="20"/>
+                <w:lang w:val="ro-RO"/>
+              </w:rPr>
+              <w:lastRenderedPageBreak/>
+              <w:t>Caracteristică</w:t>
+            </w:r>
+          </w:p>
+        </w:tc>
+        <w:tc>
+          <w:tcPr>
+            <w:tcW w:w="2551" w:type="dxa"/>
+          </w:tcPr>
+          <w:p>
+            <w:pPr>
+              <w:spacing w:line="360" w:lineRule="auto"/>
+              <w:jc w:val="center"/>
+              <w:rPr>
+                <w:rFonts w:ascii="Times New Roman" w:hAnsi="Times New Roman" w:cs="Times New Roman"/>
+                <w:b/>
+                <w:bCs/>
+                <w:sz w:val="20"/>
+                <w:szCs w:val="20"/>
+                <w:lang w:val="ro-RO"/>
+              </w:rPr>
+            </w:pPr>
+            <w:r>
+              <w:rPr>
+                <w:rFonts w:ascii="Times New Roman" w:hAnsi="Times New Roman" w:cs="Times New Roman"/>
+                <w:b/>
+                <w:bCs/>
+                <w:sz w:val="20"/>
+                <w:szCs w:val="20"/>
+                <w:lang w:val="ro-RO"/>
+              </w:rPr>
+              <w:t>MVC</w:t>
+            </w:r>
+          </w:p>
+          <w:p>
+            <w:pPr>
+              <w:spacing w:line="360" w:lineRule="auto"/>
+              <w:rPr>
+                <w:rFonts w:ascii="Times New Roman" w:hAnsi="Times New Roman" w:cs="Times New Roman"/>
+                <w:sz w:val="24"/>
+                <w:szCs w:val="24"/>
+                <w:lang w:val="ro-RO"/>
+              </w:rPr>
+            </w:pPr>
+            <w:r>
+              <w:rPr>
+                <w:rFonts w:ascii="Times New Roman" w:hAnsi="Times New Roman" w:cs="Times New Roman"/>
+                <w:b/>
+                <w:bCs/>
+                <w:sz w:val="20"/>
+                <w:szCs w:val="20"/>
+                <w:lang w:val="ro-RO"/>
+              </w:rPr>
+              <w:t>(Model-</w:t>
+            </w:r>
+            <w:proofErr w:type="spellStart"/>
+            <w:r>
+              <w:rPr>
+                <w:rFonts w:ascii="Times New Roman" w:hAnsi="Times New Roman" w:cs="Times New Roman"/>
+                <w:b/>
+                <w:bCs/>
+                <w:sz w:val="20"/>
+                <w:szCs w:val="20"/>
+                <w:lang w:val="ro-RO"/>
+              </w:rPr>
+              <w:t>View</w:t>
+            </w:r>
+            <w:proofErr w:type="spellEnd"/>
+            <w:r>
+              <w:rPr>
+                <w:rFonts w:ascii="Times New Roman" w:hAnsi="Times New Roman" w:cs="Times New Roman"/>
+                <w:b/>
+                <w:bCs/>
+                <w:sz w:val="20"/>
+                <w:szCs w:val="20"/>
+                <w:lang w:val="ro-RO"/>
+              </w:rPr>
+              <w:t>-Controller)</w:t>
+            </w:r>
+          </w:p>
+        </w:tc>
+        <w:tc>
+          <w:tcPr>
+            <w:tcW w:w="2410" w:type="dxa"/>
+          </w:tcPr>
+          <w:p>
+            <w:pPr>
+              <w:spacing w:line="360" w:lineRule="auto"/>
+              <w:jc w:val="center"/>
+              <w:rPr>
+                <w:rFonts w:ascii="Times New Roman" w:hAnsi="Times New Roman" w:cs="Times New Roman"/>
+                <w:b/>
+                <w:bCs/>
+                <w:sz w:val="20"/>
+                <w:szCs w:val="20"/>
+                <w:lang w:val="ro-RO"/>
+              </w:rPr>
+            </w:pPr>
+            <w:r>
+              <w:rPr>
+                <w:rFonts w:ascii="Times New Roman" w:hAnsi="Times New Roman" w:cs="Times New Roman"/>
+                <w:b/>
+                <w:bCs/>
+                <w:sz w:val="20"/>
+                <w:szCs w:val="20"/>
+                <w:lang w:val="ro-RO"/>
+              </w:rPr>
+              <w:t>MVP</w:t>
+            </w:r>
+          </w:p>
+          <w:p>
+            <w:pPr>
+              <w:spacing w:line="360" w:lineRule="auto"/>
+              <w:rPr>
+                <w:rFonts w:ascii="Times New Roman" w:hAnsi="Times New Roman" w:cs="Times New Roman"/>
+                <w:sz w:val="24"/>
+                <w:szCs w:val="24"/>
+                <w:lang w:val="ro-RO"/>
+              </w:rPr>
+            </w:pPr>
+            <w:r>
+              <w:rPr>
+                <w:rFonts w:ascii="Times New Roman" w:hAnsi="Times New Roman" w:cs="Times New Roman"/>
+                <w:b/>
+                <w:bCs/>
+                <w:sz w:val="20"/>
+                <w:szCs w:val="20"/>
+                <w:lang w:val="ro-RO"/>
+              </w:rPr>
+              <w:t>(Model-</w:t>
+            </w:r>
+            <w:proofErr w:type="spellStart"/>
+            <w:r>
+              <w:rPr>
+                <w:rFonts w:ascii="Times New Roman" w:hAnsi="Times New Roman" w:cs="Times New Roman"/>
+                <w:b/>
+                <w:bCs/>
+                <w:sz w:val="20"/>
+                <w:szCs w:val="20"/>
+                <w:lang w:val="ro-RO"/>
+              </w:rPr>
+              <w:t>View</w:t>
+            </w:r>
+            <w:proofErr w:type="spellEnd"/>
+            <w:r>
+              <w:rPr>
+                <w:rFonts w:ascii="Times New Roman" w:hAnsi="Times New Roman" w:cs="Times New Roman"/>
+                <w:b/>
+                <w:bCs/>
+                <w:sz w:val="20"/>
+                <w:szCs w:val="20"/>
+                <w:lang w:val="ro-RO"/>
+              </w:rPr>
+              <w:t>-</w:t>
+            </w:r>
+            <w:proofErr w:type="spellStart"/>
+            <w:r>
+              <w:rPr>
+                <w:rFonts w:ascii="Times New Roman" w:hAnsi="Times New Roman" w:cs="Times New Roman"/>
+                <w:b/>
+                <w:bCs/>
+                <w:sz w:val="20"/>
+                <w:szCs w:val="20"/>
+                <w:lang w:val="ro-RO"/>
+              </w:rPr>
+              <w:t>Presenter</w:t>
+            </w:r>
+            <w:proofErr w:type="spellEnd"/>
+            <w:r>
+              <w:rPr>
+                <w:rFonts w:ascii="Times New Roman" w:hAnsi="Times New Roman" w:cs="Times New Roman"/>
+                <w:b/>
+                <w:bCs/>
+                <w:sz w:val="20"/>
+                <w:szCs w:val="20"/>
+                <w:lang w:val="ro-RO"/>
+              </w:rPr>
+              <w:t>)</w:t>
+            </w:r>
+          </w:p>
+        </w:tc>
+        <w:tc>
+          <w:tcPr>
+            <w:tcW w:w="2552" w:type="dxa"/>
+          </w:tcPr>
+          <w:p>
+            <w:pPr>
+              <w:spacing w:line="360" w:lineRule="auto"/>
+              <w:jc w:val="center"/>
+              <w:rPr>
+                <w:rFonts w:ascii="Times New Roman" w:hAnsi="Times New Roman" w:cs="Times New Roman"/>
+                <w:b/>
+                <w:bCs/>
+                <w:sz w:val="20"/>
+                <w:szCs w:val="20"/>
+                <w:lang w:val="ro-RO"/>
+              </w:rPr>
+            </w:pPr>
+            <w:r>
+              <w:rPr>
+                <w:rFonts w:ascii="Times New Roman" w:hAnsi="Times New Roman" w:cs="Times New Roman"/>
+                <w:b/>
+                <w:bCs/>
+                <w:sz w:val="20"/>
+                <w:szCs w:val="20"/>
+                <w:lang w:val="ro-RO"/>
+              </w:rPr>
+              <w:t>MVVM</w:t>
+            </w:r>
+          </w:p>
+          <w:p>
+            <w:pPr>
+              <w:spacing w:line="360" w:lineRule="auto"/>
+              <w:rPr>
+                <w:rFonts w:ascii="Times New Roman" w:hAnsi="Times New Roman" w:cs="Times New Roman"/>
+                <w:sz w:val="24"/>
+                <w:szCs w:val="24"/>
+                <w:lang w:val="ro-RO"/>
+              </w:rPr>
+            </w:pPr>
+            <w:r>
+              <w:rPr>
+                <w:rFonts w:ascii="Times New Roman" w:hAnsi="Times New Roman" w:cs="Times New Roman"/>
+                <w:b/>
+                <w:bCs/>
+                <w:sz w:val="20"/>
+                <w:szCs w:val="20"/>
+                <w:lang w:val="ro-RO"/>
+              </w:rPr>
+              <w:t>(Model-</w:t>
+            </w:r>
+            <w:proofErr w:type="spellStart"/>
+            <w:r>
+              <w:rPr>
+                <w:rFonts w:ascii="Times New Roman" w:hAnsi="Times New Roman" w:cs="Times New Roman"/>
+                <w:b/>
+                <w:bCs/>
+                <w:sz w:val="20"/>
+                <w:szCs w:val="20"/>
+                <w:lang w:val="ro-RO"/>
+              </w:rPr>
+              <w:t>View</w:t>
+            </w:r>
+            <w:proofErr w:type="spellEnd"/>
+            <w:r>
+              <w:rPr>
+                <w:rFonts w:ascii="Times New Roman" w:hAnsi="Times New Roman" w:cs="Times New Roman"/>
+                <w:b/>
+                <w:bCs/>
+                <w:sz w:val="20"/>
+                <w:szCs w:val="20"/>
+                <w:lang w:val="ro-RO"/>
+              </w:rPr>
+              <w:t>-</w:t>
+            </w:r>
+            <w:proofErr w:type="spellStart"/>
+            <w:r>
+              <w:rPr>
+                <w:rFonts w:ascii="Times New Roman" w:hAnsi="Times New Roman" w:cs="Times New Roman"/>
+                <w:b/>
+                <w:bCs/>
+                <w:sz w:val="20"/>
+                <w:szCs w:val="20"/>
+                <w:lang w:val="ro-RO"/>
+              </w:rPr>
+              <w:t>ViewModel</w:t>
+            </w:r>
+            <w:proofErr w:type="spellEnd"/>
+            <w:r>
+              <w:rPr>
+                <w:rFonts w:ascii="Times New Roman" w:hAnsi="Times New Roman" w:cs="Times New Roman"/>
+                <w:b/>
+                <w:bCs/>
+                <w:sz w:val="20"/>
+                <w:szCs w:val="20"/>
+                <w:lang w:val="ro-RO"/>
+              </w:rPr>
+              <w:t>)</w:t>
+            </w:r>
+          </w:p>
+        </w:tc>
+      </w:tr>
       <w:tr>
         <w:tc>
           <w:tcPr>
@@ -20144,7 +20468,6 @@
                 <w:szCs w:val="24"/>
                 <w:lang w:val="ro-RO"/>
               </w:rPr>
-              <w:lastRenderedPageBreak/>
               <w:t>Complexitate</w:t>
             </w:r>
           </w:p>
@@ -20220,25 +20543,7 @@
                 <w:szCs w:val="24"/>
                 <w:lang w:val="ro-RO"/>
               </w:rPr>
-              <w:t xml:space="preserve">Ridicată – necesită suport pentru </w:t>
-            </w:r>
-            <w:r>
-              <w:rPr>
-                <w:rFonts w:ascii="Times New Roman" w:hAnsi="Times New Roman" w:cs="Times New Roman"/>
-                <w:sz w:val="24"/>
-                <w:szCs w:val="24"/>
-                <w:lang w:val="ro-RO"/>
-              </w:rPr>
-              <w:t>D</w:t>
-            </w:r>
-            <w:r>
-              <w:rPr>
-                <w:rFonts w:ascii="Times New Roman" w:hAnsi="Times New Roman" w:cs="Times New Roman"/>
-                <w:sz w:val="24"/>
-                <w:szCs w:val="24"/>
-                <w:lang w:val="ro-RO"/>
-              </w:rPr>
-              <w:t>ata-</w:t>
+              <w:t>Ridicată – necesită suport pentru Data-</w:t>
             </w:r>
             <w:proofErr w:type="spellStart"/>
             <w:r>
@@ -20248,16 +20553,7 @@
                 <w:szCs w:val="24"/>
                 <w:lang w:val="ro-RO"/>
               </w:rPr>
-              <w:t>B</w:t>
-            </w:r>
-            <w:r>
-              <w:rPr>
-                <w:rFonts w:ascii="Times New Roman" w:hAnsi="Times New Roman" w:cs="Times New Roman"/>
-                <w:sz w:val="24"/>
-                <w:szCs w:val="24"/>
-                <w:lang w:val="ro-RO"/>
-              </w:rPr>
-              <w:t>inding</w:t>
+              <w:t>Binding</w:t>
             </w:r>
             <w:proofErr w:type="spellEnd"/>
             <w:r>
@@ -20369,25 +20665,7 @@
                 <w:szCs w:val="24"/>
                 <w:lang w:val="ro-RO"/>
               </w:rPr>
-              <w:t xml:space="preserve">Aplicații moderne (desktop/mobile) cu interfețe complexe și suport pentru </w:t>
-            </w:r>
-            <w:r>
-              <w:rPr>
-                <w:rFonts w:ascii="Times New Roman" w:hAnsi="Times New Roman" w:cs="Times New Roman"/>
-                <w:sz w:val="24"/>
-                <w:szCs w:val="24"/>
-                <w:lang w:val="ro-RO"/>
-              </w:rPr>
-              <w:t>D</w:t>
-            </w:r>
-            <w:r>
-              <w:rPr>
-                <w:rFonts w:ascii="Times New Roman" w:hAnsi="Times New Roman" w:cs="Times New Roman"/>
-                <w:sz w:val="24"/>
-                <w:szCs w:val="24"/>
-                <w:lang w:val="ro-RO"/>
-              </w:rPr>
-              <w:t>ata-</w:t>
+              <w:t>Aplicații moderne (desktop/mobile) cu interfețe complexe și suport pentru Data-</w:t>
             </w:r>
             <w:proofErr w:type="spellStart"/>
             <w:r>
@@ -20397,16 +20675,7 @@
                 <w:szCs w:val="24"/>
                 <w:lang w:val="ro-RO"/>
               </w:rPr>
-              <w:t>B</w:t>
-            </w:r>
-            <w:r>
-              <w:rPr>
-                <w:rFonts w:ascii="Times New Roman" w:hAnsi="Times New Roman" w:cs="Times New Roman"/>
-                <w:sz w:val="24"/>
-                <w:szCs w:val="24"/>
-                <w:lang w:val="ro-RO"/>
-              </w:rPr>
-              <w:t>inding</w:t>
+              <w:t>Binding</w:t>
             </w:r>
             <w:proofErr w:type="spellEnd"/>
             <w:r>
@@ -20598,16 +20867,7 @@
                 <w:szCs w:val="24"/>
                 <w:lang w:val="ro-RO"/>
               </w:rPr>
-              <w:t>B</w:t>
-            </w:r>
-            <w:r>
-              <w:rPr>
-                <w:rFonts w:ascii="Times New Roman" w:hAnsi="Times New Roman" w:cs="Times New Roman"/>
-                <w:sz w:val="24"/>
-                <w:szCs w:val="24"/>
-                <w:lang w:val="ro-RO"/>
-              </w:rPr>
-              <w:t>inding</w:t>
+              <w:t>Binding</w:t>
             </w:r>
             <w:proofErr w:type="spellEnd"/>
             <w:r>
@@ -20627,25 +20887,7 @@
                 <w:lang w:val="ro-RO"/>
               </w:rPr>
               <w:br/>
-              <w:t xml:space="preserve">- Poate necesita </w:t>
-            </w:r>
-            <w:r>
-              <w:rPr>
-                <w:rFonts w:ascii="Times New Roman" w:hAnsi="Times New Roman" w:cs="Times New Roman"/>
-                <w:sz w:val="24"/>
-                <w:szCs w:val="24"/>
-                <w:lang w:val="ro-RO"/>
-              </w:rPr>
-              <w:t>F</w:t>
-            </w:r>
-            <w:r>
-              <w:rPr>
-                <w:rFonts w:ascii="Times New Roman" w:hAnsi="Times New Roman" w:cs="Times New Roman"/>
-                <w:sz w:val="24"/>
-                <w:szCs w:val="24"/>
-                <w:lang w:val="ro-RO"/>
-              </w:rPr>
-              <w:t>ramework-uri specifice.</w:t>
+              <w:t>- Poate necesita Framework-uri specifice.</w:t>
             </w:r>
           </w:p>
         </w:tc>
